--- a/Fiches_Protocoles_Techno/FicheTechno.docx
+++ b/Fiches_Protocoles_Techno/FicheTechno.docx
@@ -401,7 +401,7 @@
                       <w:lang w:eastAsia="fr-FR"/>
                     </w:rPr>
                     <w:drawing>
-                      <wp:inline distT="0" distB="0" distL="0" distR="0" wp14:anchorId="081ED2CC" wp14:editId="3087C98A">
+                      <wp:inline distT="0" distB="0" distL="0" distR="0" wp14:anchorId="081ED2CC" wp14:editId="5CA0DBE6">
                         <wp:extent cx="1084186" cy="1260000"/>
                         <wp:effectExtent l="0" t="0" r="1905" b="0"/>
                         <wp:docPr id="2076254945" name="Image 5"/>
@@ -464,7 +464,7 @@
                       <w:lang w:eastAsia="fr-FR"/>
                     </w:rPr>
                     <w:drawing>
-                      <wp:inline distT="0" distB="0" distL="0" distR="0" wp14:anchorId="0043A843" wp14:editId="37B4DCCF">
+                      <wp:inline distT="0" distB="0" distL="0" distR="0" wp14:anchorId="0043A843" wp14:editId="115A9F60">
                         <wp:extent cx="1165864" cy="1260000"/>
                         <wp:effectExtent l="0" t="0" r="0" b="0"/>
                         <wp:docPr id="1449268039" name="Image 6"/>
@@ -660,8 +660,8 @@
         <w:tblLook w:val="04A0" w:firstRow="1" w:lastRow="0" w:firstColumn="1" w:lastColumn="0" w:noHBand="0" w:noVBand="1"/>
       </w:tblPr>
       <w:tblGrid>
-        <w:gridCol w:w="5415"/>
-        <w:gridCol w:w="4789"/>
+        <w:gridCol w:w="5375"/>
+        <w:gridCol w:w="4829"/>
       </w:tblGrid>
       <w:tr>
         <w:tc>
@@ -674,16 +674,23 @@
                 <w:lang w:eastAsia="fr-FR"/>
               </w:rPr>
             </w:pPr>
+          </w:p>
+          <w:p>
+            <w:pPr>
+              <w:rPr>
+                <w:lang w:eastAsia="fr-FR"/>
+              </w:rPr>
+            </w:pPr>
             <w:r>
               <w:rPr>
                 <w:noProof/>
                 <w:lang w:eastAsia="fr-FR"/>
               </w:rPr>
               <w:drawing>
-                <wp:inline distT="0" distB="0" distL="0" distR="0" wp14:anchorId="56829184" wp14:editId="6E93D08E">
-                  <wp:extent cx="3301551" cy="2892056"/>
-                  <wp:effectExtent l="0" t="0" r="0" b="3810"/>
-                  <wp:docPr id="22100455" name="Image 1"/>
+                <wp:inline distT="0" distB="0" distL="0" distR="0" wp14:anchorId="098492F3" wp14:editId="34EA08A6">
+                  <wp:extent cx="3276000" cy="2872529"/>
+                  <wp:effectExtent l="0" t="0" r="0" b="4445"/>
+                  <wp:docPr id="829925502" name="Image 1"/>
                   <wp:cNvGraphicFramePr>
                     <a:graphicFrameLocks xmlns:a="http://schemas.openxmlformats.org/drawingml/2006/main" noChangeAspect="1"/>
                   </wp:cNvGraphicFramePr>
@@ -712,7 +719,7 @@
                         <pic:spPr bwMode="auto">
                           <a:xfrm>
                             <a:off x="0" y="0"/>
-                            <a:ext cx="3309891" cy="2899362"/>
+                            <a:ext cx="3276000" cy="2872529"/>
                           </a:xfrm>
                           <a:prstGeom prst="rect">
                             <a:avLst/>
@@ -941,9 +948,6 @@
               </w:rPr>
             </w:pPr>
             <m:oMathPara>
-              <m:oMathParaPr>
-                <m:jc m:val="centerGroup"/>
-              </m:oMathParaPr>
               <m:oMath>
                 <m:sSub>
                   <m:sSubPr>
@@ -1043,13 +1047,6 @@
               </m:oMath>
             </m:oMathPara>
           </w:p>
-          <w:p>
-            <w:pPr>
-              <w:rPr>
-                <w:lang w:eastAsia="fr-FR"/>
-              </w:rPr>
-            </w:pPr>
-          </w:p>
         </w:tc>
       </w:tr>
     </w:tbl>
@@ -1359,7 +1356,6 @@
               </w:rPr>
               <w:t xml:space="preserve"> ou encore </w:t>
             </w:r>
-            <w:proofErr w:type="spellStart"/>
             <w:r>
               <w:rPr>
                 <w:b/>
@@ -1368,7 +1364,6 @@
               </w:rPr>
               <w:t>qc</w:t>
             </w:r>
-            <w:proofErr w:type="spellEnd"/>
             <w:r>
               <w:rPr>
                 <w:lang w:eastAsia="fr-FR"/>
@@ -1802,7 +1797,7 @@
                 <w:lang w:eastAsia="fr-FR"/>
               </w:rPr>
               <w:drawing>
-                <wp:inline distT="0" distB="0" distL="0" distR="0" wp14:anchorId="607C02EE" wp14:editId="1FB49A65">
+                <wp:inline distT="0" distB="0" distL="0" distR="0" wp14:anchorId="607C02EE" wp14:editId="453C49DA">
                   <wp:extent cx="1286749" cy="1390650"/>
                   <wp:effectExtent l="0" t="0" r="0" b="0"/>
                   <wp:docPr id="1998079773" name="Image 3"/>
@@ -2282,23 +2277,7 @@
                 <w:i/>
                 <w:iCs/>
               </w:rPr>
-              <w:t xml:space="preserve">Pulse </w:t>
-            </w:r>
-            <w:proofErr w:type="spellStart"/>
-            <w:r>
-              <w:rPr>
-                <w:i/>
-                <w:iCs/>
-              </w:rPr>
-              <w:t>Width</w:t>
-            </w:r>
-            <w:proofErr w:type="spellEnd"/>
-            <w:r>
-              <w:rPr>
-                <w:i/>
-                <w:iCs/>
-              </w:rPr>
-              <w:t xml:space="preserve"> Modulation</w:t>
+              <w:t>Pulse Width Modulation</w:t>
             </w:r>
             <w:r>
               <w:t>).</w:t>
@@ -2977,7 +2956,7 @@
                 <w:noProof/>
               </w:rPr>
               <w:drawing>
-                <wp:inline distT="0" distB="0" distL="0" distR="0" wp14:anchorId="6921B4DE" wp14:editId="13E6FE40">
+                <wp:inline distT="0" distB="0" distL="0" distR="0" wp14:anchorId="6921B4DE" wp14:editId="2D0F765B">
                   <wp:extent cx="2435382" cy="1285455"/>
                   <wp:effectExtent l="0" t="0" r="3175" b="0"/>
                   <wp:docPr id="1205866481" name="Image 3"/>
@@ -4748,7 +4727,7 @@
                 <w:noProof/>
               </w:rPr>
               <w:drawing>
-                <wp:inline distT="0" distB="0" distL="0" distR="0" wp14:anchorId="12A5DF48" wp14:editId="374CAF1F">
+                <wp:inline distT="0" distB="0" distL="0" distR="0" wp14:anchorId="12A5DF48" wp14:editId="12B7B7B6">
                   <wp:extent cx="914400" cy="1025790"/>
                   <wp:effectExtent l="0" t="0" r="0" b="3175"/>
                   <wp:docPr id="9" name="Picture 2">
@@ -4829,7 +4808,7 @@
                 <w:noProof/>
               </w:rPr>
               <w:drawing>
-                <wp:inline distT="0" distB="0" distL="0" distR="0" wp14:anchorId="32314A4C" wp14:editId="02EF7448">
+                <wp:inline distT="0" distB="0" distL="0" distR="0" wp14:anchorId="32314A4C" wp14:editId="1FBC37DC">
                   <wp:extent cx="1444429" cy="1264969"/>
                   <wp:effectExtent l="0" t="0" r="3810" b="0"/>
                   <wp:docPr id="690299303" name="Image 1" descr="HX711 Load Cell Amplifier Module"/>
@@ -5434,7 +5413,7 @@
           <w:noProof/>
         </w:rPr>
         <w:drawing>
-          <wp:inline distT="0" distB="0" distL="0" distR="0" wp14:anchorId="42826D8B" wp14:editId="49F97AF9">
+          <wp:inline distT="0" distB="0" distL="0" distR="0" wp14:anchorId="42826D8B" wp14:editId="01366B3A">
             <wp:extent cx="6221534" cy="1832982"/>
             <wp:effectExtent l="0" t="0" r="8255" b="0"/>
             <wp:docPr id="1962800952" name="Image 3"/>
@@ -5724,13 +5703,7 @@
                     <w:rPr>
                       <w:rFonts w:ascii="Cambria Math" w:hAnsi="Cambria Math"/>
                     </w:rPr>
-                    <m:t>F</m:t>
-                  </m:r>
-                  <m:r>
-                    <w:rPr>
-                      <w:rFonts w:ascii="Cambria Math" w:hAnsi="Cambria Math"/>
-                    </w:rPr>
-                    <m:t>L</m:t>
+                    <m:t>FL</m:t>
                   </m:r>
                 </m:num>
                 <m:den>
@@ -7918,15 +7891,7 @@
         <w:pStyle w:val="Titre2"/>
       </w:pPr>
       <w:r>
-        <w:t xml:space="preserve">Frottement visqueux, en RP (vitesse </w:t>
-      </w:r>
-      <w:proofErr w:type="spellStart"/>
-      <w:r>
-        <w:t>cte</w:t>
-      </w:r>
-      <w:proofErr w:type="spellEnd"/>
-      <w:r>
-        <w:t>)</w:t>
+        <w:t>Frottement visqueux, en RP (vitesse cte)</w:t>
       </w:r>
     </w:p>
     <w:p>
